--- a/Practical 5/Practical 5.docx
+++ b/Practical 5/Practical 5.docx
@@ -373,6 +373,7 @@
           <w:szCs w:val="22"/>
         </w:rPr>
       </w:pPr>
+      <w:proofErr w:type="gramStart"/>
       <w:r>
         <w:rPr>
           <w:rFonts w:ascii="Times New Roman" w:eastAsia="Times New Roman" w:hAnsi="Times New Roman" w:cstheme="minorBidi"/>
@@ -403,6 +404,7 @@
         </w:rPr>
         <w:t>:</w:t>
       </w:r>
+      <w:proofErr w:type="gramEnd"/>
     </w:p>
     <w:p/>
     <w:p>
@@ -613,17 +615,13 @@
     <w:p>
       <w:pPr>
         <w:pStyle w:val="NormalWeb"/>
-        <w:ind w:left="360"/>
       </w:pPr>
       <w:r>
-        <w:rPr>
-          <w:noProof/>
-        </w:rPr>
         <w:drawing>
-          <wp:inline distT="0" distB="0" distL="0" distR="0" wp14:anchorId="5DDA909C" wp14:editId="67CA275A">
-            <wp:extent cx="4198620" cy="3384165"/>
+          <wp:inline distT="0" distB="0" distL="0" distR="0" wp14:anchorId="52E69B9B" wp14:editId="66E0098B">
+            <wp:extent cx="5486400" cy="3098165"/>
             <wp:effectExtent l="0" t="0" r="0" b="6985"/>
-            <wp:docPr id="217965020" name="Picture 1"/>
+            <wp:docPr id="714678714" name="Picture 1"/>
             <wp:cNvGraphicFramePr>
               <a:graphicFrameLocks xmlns:a="http://schemas.openxmlformats.org/drawingml/2006/main" noChangeAspect="1"/>
             </wp:cNvGraphicFramePr>
@@ -631,36 +629,23 @@
               <a:graphicData uri="http://schemas.openxmlformats.org/drawingml/2006/picture">
                 <pic:pic xmlns:pic="http://schemas.openxmlformats.org/drawingml/2006/picture">
                   <pic:nvPicPr>
-                    <pic:cNvPr id="0" name="Picture 1"/>
-                    <pic:cNvPicPr>
-                      <a:picLocks noChangeAspect="1" noChangeArrowheads="1"/>
-                    </pic:cNvPicPr>
+                    <pic:cNvPr id="714678714" name=""/>
+                    <pic:cNvPicPr/>
                   </pic:nvPicPr>
                   <pic:blipFill>
-                    <a:blip r:embed="rId8">
-                      <a:extLst>
-                        <a:ext uri="{28A0092B-C50C-407E-A947-70E740481C1C}">
-                          <a14:useLocalDpi xmlns:a14="http://schemas.microsoft.com/office/drawing/2010/main" val="0"/>
-                        </a:ext>
-                      </a:extLst>
-                    </a:blip>
-                    <a:srcRect/>
+                    <a:blip r:embed="rId8"/>
                     <a:stretch>
                       <a:fillRect/>
                     </a:stretch>
                   </pic:blipFill>
-                  <pic:spPr bwMode="auto">
+                  <pic:spPr>
                     <a:xfrm>
                       <a:off x="0" y="0"/>
-                      <a:ext cx="4206706" cy="3390682"/>
+                      <a:ext cx="5486400" cy="3098165"/>
                     </a:xfrm>
                     <a:prstGeom prst="rect">
                       <a:avLst/>
                     </a:prstGeom>
-                    <a:noFill/>
-                    <a:ln>
-                      <a:noFill/>
-                    </a:ln>
                   </pic:spPr>
                 </pic:pic>
               </a:graphicData>
@@ -672,14 +657,13 @@
     <w:p>
       <w:pPr>
         <w:pStyle w:val="NormalWeb"/>
-        <w:ind w:left="360"/>
       </w:pPr>
       <w:r>
         <w:drawing>
-          <wp:inline distT="0" distB="0" distL="0" distR="0" wp14:anchorId="5434F07B" wp14:editId="1DFA8AED">
-            <wp:extent cx="4175760" cy="3983404"/>
+          <wp:inline distT="0" distB="0" distL="0" distR="0" wp14:anchorId="088F263D" wp14:editId="2B961ACD">
+            <wp:extent cx="5486400" cy="3049905"/>
             <wp:effectExtent l="0" t="0" r="0" b="0"/>
-            <wp:docPr id="207654143" name="Picture 3"/>
+            <wp:docPr id="1512768870" name="Picture 1"/>
             <wp:cNvGraphicFramePr>
               <a:graphicFrameLocks xmlns:a="http://schemas.openxmlformats.org/drawingml/2006/main" noChangeAspect="1"/>
             </wp:cNvGraphicFramePr>
@@ -687,149 +671,23 @@
               <a:graphicData uri="http://schemas.openxmlformats.org/drawingml/2006/picture">
                 <pic:pic xmlns:pic="http://schemas.openxmlformats.org/drawingml/2006/picture">
                   <pic:nvPicPr>
-                    <pic:cNvPr id="0" name="Picture 8"/>
-                    <pic:cNvPicPr>
-                      <a:picLocks noChangeAspect="1" noChangeArrowheads="1"/>
-                    </pic:cNvPicPr>
+                    <pic:cNvPr id="1512768870" name=""/>
+                    <pic:cNvPicPr/>
                   </pic:nvPicPr>
                   <pic:blipFill>
-                    <a:blip r:embed="rId9">
-                      <a:extLst>
-                        <a:ext uri="{28A0092B-C50C-407E-A947-70E740481C1C}">
-                          <a14:useLocalDpi xmlns:a14="http://schemas.microsoft.com/office/drawing/2010/main" val="0"/>
-                        </a:ext>
-                      </a:extLst>
-                    </a:blip>
-                    <a:srcRect/>
+                    <a:blip r:embed="rId9"/>
                     <a:stretch>
                       <a:fillRect/>
                     </a:stretch>
                   </pic:blipFill>
-                  <pic:spPr bwMode="auto">
+                  <pic:spPr>
                     <a:xfrm>
                       <a:off x="0" y="0"/>
-                      <a:ext cx="4189835" cy="3996830"/>
+                      <a:ext cx="5486400" cy="3049905"/>
                     </a:xfrm>
                     <a:prstGeom prst="rect">
                       <a:avLst/>
                     </a:prstGeom>
-                    <a:noFill/>
-                    <a:ln>
-                      <a:noFill/>
-                    </a:ln>
-                  </pic:spPr>
-                </pic:pic>
-              </a:graphicData>
-            </a:graphic>
-          </wp:inline>
-        </w:drawing>
-      </w:r>
-    </w:p>
-    <w:p>
-      <w:pPr>
-        <w:pStyle w:val="NormalWeb"/>
-        <w:ind w:left="360"/>
-      </w:pPr>
-      <w:r>
-        <w:lastRenderedPageBreak/>
-        <w:drawing>
-          <wp:inline distT="0" distB="0" distL="0" distR="0" wp14:anchorId="737BE945" wp14:editId="1AA4779F">
-            <wp:extent cx="4191000" cy="3696714"/>
-            <wp:effectExtent l="0" t="0" r="0" b="0"/>
-            <wp:docPr id="7336168" name="Picture 5"/>
-            <wp:cNvGraphicFramePr>
-              <a:graphicFrameLocks xmlns:a="http://schemas.openxmlformats.org/drawingml/2006/main" noChangeAspect="1"/>
-            </wp:cNvGraphicFramePr>
-            <a:graphic xmlns:a="http://schemas.openxmlformats.org/drawingml/2006/main">
-              <a:graphicData uri="http://schemas.openxmlformats.org/drawingml/2006/picture">
-                <pic:pic xmlns:pic="http://schemas.openxmlformats.org/drawingml/2006/picture">
-                  <pic:nvPicPr>
-                    <pic:cNvPr id="0" name="Picture 15"/>
-                    <pic:cNvPicPr>
-                      <a:picLocks noChangeAspect="1" noChangeArrowheads="1"/>
-                    </pic:cNvPicPr>
-                  </pic:nvPicPr>
-                  <pic:blipFill>
-                    <a:blip r:embed="rId10">
-                      <a:extLst>
-                        <a:ext uri="{28A0092B-C50C-407E-A947-70E740481C1C}">
-                          <a14:useLocalDpi xmlns:a14="http://schemas.microsoft.com/office/drawing/2010/main" val="0"/>
-                        </a:ext>
-                      </a:extLst>
-                    </a:blip>
-                    <a:srcRect/>
-                    <a:stretch>
-                      <a:fillRect/>
-                    </a:stretch>
-                  </pic:blipFill>
-                  <pic:spPr bwMode="auto">
-                    <a:xfrm>
-                      <a:off x="0" y="0"/>
-                      <a:ext cx="4196959" cy="3701971"/>
-                    </a:xfrm>
-                    <a:prstGeom prst="rect">
-                      <a:avLst/>
-                    </a:prstGeom>
-                    <a:noFill/>
-                    <a:ln>
-                      <a:noFill/>
-                    </a:ln>
-                  </pic:spPr>
-                </pic:pic>
-              </a:graphicData>
-            </a:graphic>
-          </wp:inline>
-        </w:drawing>
-      </w:r>
-    </w:p>
-    <w:p>
-      <w:pPr>
-        <w:pStyle w:val="NormalWeb"/>
-        <w:ind w:left="360"/>
-      </w:pPr>
-      <w:r>
-        <w:drawing>
-          <wp:inline distT="0" distB="0" distL="0" distR="0" wp14:anchorId="15ABB059" wp14:editId="49BFB213">
-            <wp:extent cx="4232610" cy="3764280"/>
-            <wp:effectExtent l="0" t="0" r="0" b="7620"/>
-            <wp:docPr id="937295509" name="Picture 7"/>
-            <wp:cNvGraphicFramePr>
-              <a:graphicFrameLocks xmlns:a="http://schemas.openxmlformats.org/drawingml/2006/main" noChangeAspect="1"/>
-            </wp:cNvGraphicFramePr>
-            <a:graphic xmlns:a="http://schemas.openxmlformats.org/drawingml/2006/main">
-              <a:graphicData uri="http://schemas.openxmlformats.org/drawingml/2006/picture">
-                <pic:pic xmlns:pic="http://schemas.openxmlformats.org/drawingml/2006/picture">
-                  <pic:nvPicPr>
-                    <pic:cNvPr id="0" name="Picture 22"/>
-                    <pic:cNvPicPr>
-                      <a:picLocks noChangeAspect="1" noChangeArrowheads="1"/>
-                    </pic:cNvPicPr>
-                  </pic:nvPicPr>
-                  <pic:blipFill>
-                    <a:blip r:embed="rId11">
-                      <a:extLst>
-                        <a:ext uri="{28A0092B-C50C-407E-A947-70E740481C1C}">
-                          <a14:useLocalDpi xmlns:a14="http://schemas.microsoft.com/office/drawing/2010/main" val="0"/>
-                        </a:ext>
-                      </a:extLst>
-                    </a:blip>
-                    <a:srcRect/>
-                    <a:stretch>
-                      <a:fillRect/>
-                    </a:stretch>
-                  </pic:blipFill>
-                  <pic:spPr bwMode="auto">
-                    <a:xfrm>
-                      <a:off x="0" y="0"/>
-                      <a:ext cx="4240482" cy="3771281"/>
-                    </a:xfrm>
-                    <a:prstGeom prst="rect">
-                      <a:avLst/>
-                    </a:prstGeom>
-                    <a:noFill/>
-                    <a:ln>
-                      <a:noFill/>
-                    </a:ln>
                   </pic:spPr>
                 </pic:pic>
               </a:graphicData>
@@ -867,7 +725,6 @@
           <w:sz w:val="28"/>
           <w:szCs w:val="22"/>
         </w:rPr>
-        <w:lastRenderedPageBreak/>
         <w:t>GitHubRepository</w:t>
       </w:r>
       <w:r>
@@ -905,7 +762,7 @@
           <w:szCs w:val="22"/>
         </w:rPr>
       </w:pPr>
-      <w:hyperlink r:id="rId12" w:history="1">
+      <w:hyperlink r:id="rId10" w:history="1">
         <w:r>
           <w:rPr>
             <w:rStyle w:val="Hyperlink"/>
@@ -943,6 +800,7 @@
           <w:sz w:val="28"/>
           <w:szCs w:val="22"/>
         </w:rPr>
+        <w:lastRenderedPageBreak/>
         <w:t>Challenges Faced</w:t>
       </w:r>
       <w:r>
@@ -967,6 +825,7 @@
           <w:lang w:val="en-IN" w:eastAsia="en-IN"/>
         </w:rPr>
       </w:pPr>
+      <w:proofErr w:type="gramStart"/>
       <w:r>
         <w:rPr>
           <w:rFonts w:hAnsi="Symbol" w:cs="Times New Roman"/>
@@ -981,7 +840,16 @@
           <w:szCs w:val="24"/>
           <w:lang w:val="en-IN" w:eastAsia="en-IN"/>
         </w:rPr>
-        <w:t xml:space="preserve">  Choosing the correct input types and implementing proper validation for each field. </w:t>
+        <w:t xml:space="preserve">  Choosing</w:t>
+      </w:r>
+      <w:proofErr w:type="gramEnd"/>
+      <w:r>
+        <w:rPr>
+          <w:rFonts w:cs="Times New Roman"/>
+          <w:szCs w:val="24"/>
+          <w:lang w:val="en-IN" w:eastAsia="en-IN"/>
+        </w:rPr>
+        <w:t xml:space="preserve"> the correct input types and implementing proper validation for each field. </w:t>
       </w:r>
     </w:p>
     <w:p>
@@ -995,6 +863,7 @@
           <w:lang w:val="en-IN" w:eastAsia="en-IN"/>
         </w:rPr>
       </w:pPr>
+      <w:proofErr w:type="gramStart"/>
       <w:r>
         <w:rPr>
           <w:rFonts w:hAnsi="Symbol" w:cs="Times New Roman"/>
@@ -1009,7 +878,16 @@
           <w:szCs w:val="24"/>
           <w:lang w:val="en-IN" w:eastAsia="en-IN"/>
         </w:rPr>
-        <w:t xml:space="preserve">  Displaying error messages near the correct fields and checking password strength. </w:t>
+        <w:t xml:space="preserve">  Displaying</w:t>
+      </w:r>
+      <w:proofErr w:type="gramEnd"/>
+      <w:r>
+        <w:rPr>
+          <w:rFonts w:cs="Times New Roman"/>
+          <w:szCs w:val="24"/>
+          <w:lang w:val="en-IN" w:eastAsia="en-IN"/>
+        </w:rPr>
+        <w:t xml:space="preserve"> error messages near the correct fields and checking password strength. </w:t>
       </w:r>
     </w:p>
     <w:p>
@@ -1020,6 +898,7 @@
           <w:sz w:val="28"/>
         </w:rPr>
       </w:pPr>
+      <w:proofErr w:type="gramStart"/>
       <w:r>
         <w:rPr>
           <w:rFonts w:hAnsi="Symbol" w:cs="Times New Roman"/>
@@ -1034,7 +913,16 @@
           <w:szCs w:val="24"/>
           <w:lang w:val="en-IN" w:eastAsia="en-IN"/>
         </w:rPr>
-        <w:t xml:space="preserve">  Making the form keyboard accessible and adding screen-reader-friendly labels.</w:t>
+        <w:t xml:space="preserve">  Making</w:t>
+      </w:r>
+      <w:proofErr w:type="gramEnd"/>
+      <w:r>
+        <w:rPr>
+          <w:rFonts w:cs="Times New Roman"/>
+          <w:szCs w:val="24"/>
+          <w:lang w:val="en-IN" w:eastAsia="en-IN"/>
+        </w:rPr>
+        <w:t xml:space="preserve"> the form keyboard accessible and adding screen-reader-friendly labels.</w:t>
       </w:r>
       <w:r>
         <w:rPr>
@@ -1238,8 +1126,8 @@
     </w:p>
     <w:p/>
     <w:sectPr>
-      <w:headerReference w:type="default" r:id="rId13"/>
-      <w:footerReference w:type="default" r:id="rId14"/>
+      <w:headerReference w:type="default" r:id="rId11"/>
+      <w:footerReference w:type="default" r:id="rId12"/>
       <w:pgSz w:w="12240" w:h="15840"/>
       <w:pgMar w:top="1440" w:right="1800" w:bottom="1440" w:left="1800" w:header="720" w:footer="720" w:gutter="0"/>
       <w:cols w:space="720"/>
@@ -3602,6 +3490,7 @@
   <w:style w:type="character" w:default="1" w:styleId="DefaultParagraphFont">
     <w:name w:val="Default Paragraph Font"/>
     <w:uiPriority w:val="1"/>
+    <w:semiHidden/>
     <w:unhideWhenUsed/>
   </w:style>
   <w:style w:type="table" w:default="1" w:styleId="TableNormal">
